--- a/Target Folder/QA-Files/zh-CN/Compliance Education Help Center.docx
+++ b/Target Folder/QA-Files/zh-CN/Compliance Education Help Center.docx
@@ -45,37 +45,16 @@
       </w:pPr>
       <w:r>
         <w:rPr>
-          <w:rFonts w:ascii="Calibri" w:eastAsia="Calibri" w:hAnsi="Calibri" w:cs="Calibri"/>
-          <w:b/>
-          <w:color w:val="000000" w:themeColor="text1"/>
-        </w:rPr>
-        <w:t xml:space="preserve">什么是合规？</w:t>
-      </w:r>
-    </w:p>
-    <w:p>
-      <w:r>
-        <w:rPr/>
-        <w:t xml:space="preserve">如果您刚接触 doTERRA 美商多特瑞，您可能从未听说过合规；如果您听说过，您可能会对它有所疑问。合规团队确保会员了解 doTERRA 美商多特瑞政策手册以及公司流程和程序。合规团队与全球 doTERRA 美商多特瑞会员沟通，教育并负责任地赋能会员分享和发展他们的业务。</w:t>
-      </w:r>
-    </w:p>
-    <w:p>
-      <w:pPr>
-        <w:spacing w:after="0" w:line="240" w:lineRule="auto"/>
-        <w:rPr>
-          <w:rFonts w:eastAsiaTheme="minorEastAsia"/>
-          <w:color w:val="FF0000"/>
-        </w:rPr>
-      </w:pPr>
-      <w:r>
-        <w:rPr>
           <w:b/>
           <w:bCs/>
         </w:rPr>
-        <w:t xml:space="preserve">自信分享</w:t>
-      </w:r>
-      <w:r>
-        <w:rPr/>
-        <w:t xml:space="preserve">：学习如何以合规的方式分享 doTERRA 美商多特瑞产品和业务机会。</w:t>
+        <w:t xml:space="preserve">什么是合规？</w:t>
+      </w:r>
+    </w:p>
+    <w:p>
+      <w:r>
+        <w:rPr/>
+        <w:t xml:space="preserve">如果您是多特瑞的新成员，您可能没有听说过合规；如果您听说过，您可能会对此有疑问。合规团队确保会员了解多特瑞政策手册以及公司流程和程序。合规团队与全球多特瑞会员沟通，以教育并负责任地赋能会员分享和发展他们的业务。</w:t>
       </w:r>
     </w:p>
     <w:p>
@@ -83,16 +62,6 @@
         <w:spacing w:after="0" w:line="240" w:lineRule="auto"/>
         <w:rPr>
           <w:rFonts w:eastAsiaTheme="minorEastAsia"/>
-          <w:color w:val="FF0000"/>
-        </w:rPr>
-      </w:pPr>
-    </w:p>
-    <w:p>
-      <w:pPr>
-        <w:spacing w:after="0" w:line="240" w:lineRule="auto"/>
-        <w:rPr>
-          <w:rFonts w:eastAsiaTheme="minorEastAsia"/>
-          <w:color w:val="FF0000"/>
         </w:rPr>
       </w:pPr>
       <w:r>
@@ -100,11 +69,11 @@
           <w:b/>
           <w:bCs/>
         </w:rPr>
-        <w:t xml:space="preserve">负责任地建立：</w:t>
-      </w:r>
-      <w:r>
-        <w:rPr/>
-        <w:t xml:space="preserve">了解如何将人员添加到您的团队的指导方针。</w:t>
+        <w:t xml:space="preserve">自信地分享</w:t>
+      </w:r>
+      <w:r>
+        <w:rPr/>
+        <w:t xml:space="preserve">：学习以合规方式分享多特瑞产品和业务机会。</w:t>
       </w:r>
     </w:p>
     <w:p>
@@ -112,7 +81,6 @@
         <w:spacing w:after="0" w:line="240" w:lineRule="auto"/>
         <w:rPr>
           <w:rFonts w:eastAsiaTheme="minorEastAsia"/>
-          <w:color w:val="FF0000"/>
         </w:rPr>
       </w:pPr>
     </w:p>
@@ -121,7 +89,6 @@
         <w:spacing w:after="0" w:line="240" w:lineRule="auto"/>
         <w:rPr>
           <w:rFonts w:eastAsiaTheme="minorEastAsia"/>
-          <w:color w:val="FF0000"/>
         </w:rPr>
       </w:pPr>
       <w:r>
@@ -129,6 +96,33 @@
           <w:b/>
           <w:bCs/>
         </w:rPr>
+        <w:t xml:space="preserve">负责任地发展：</w:t>
+      </w:r>
+      <w:r>
+        <w:rPr/>
+        <w:t xml:space="preserve">了解将人员添加到您团队的指导方针。</w:t>
+      </w:r>
+    </w:p>
+    <w:p>
+      <w:pPr>
+        <w:spacing w:after="0" w:line="240" w:lineRule="auto"/>
+        <w:rPr>
+          <w:rFonts w:eastAsiaTheme="minorEastAsia"/>
+        </w:rPr>
+      </w:pPr>
+    </w:p>
+    <w:p>
+      <w:pPr>
+        <w:spacing w:after="0" w:line="240" w:lineRule="auto"/>
+        <w:rPr>
+          <w:rFonts w:eastAsiaTheme="minorEastAsia"/>
+        </w:rPr>
+      </w:pPr>
+      <w:r>
+        <w:rPr>
+          <w:b/>
+          <w:bCs/>
+        </w:rPr>
         <w:t xml:space="preserve">一般帮助：</w:t>
       </w:r>
       <w:r>
@@ -149,12 +143,11 @@
         <w:spacing w:after="0" w:line="240" w:lineRule="auto"/>
         <w:rPr>
           <w:rFonts w:eastAsiaTheme="minorEastAsia"/>
-          <w:color w:val="FF0000"/>
-        </w:rPr>
-      </w:pPr>
-      <w:r>
-        <w:rPr/>
-        <w:t xml:space="preserve">加入我们的 Facebook！</w:t>
+        </w:rPr>
+      </w:pPr>
+      <w:r>
+        <w:rPr/>
+        <w:t xml:space="preserve">在 Facebook 上加入我们！</w:t>
       </w:r>
     </w:p>
     <w:p>
@@ -187,19 +180,29 @@
       </w:pPr>
       <w:r>
         <w:rPr/>
-        <w:t xml:space="preserve">收入和机会指导方针</w:t>
-      </w:r>
-    </w:p>
-    <w:p>
-      <w:r>
-        <w:rPr/>
-        <w:t xml:space="preserve">自 doTERRA 美商多特瑞成立以来，我们一直致力于为家庭提供纯净、天然的居家解决方案。许多会员加入 doTERRA 美商多特瑞只是为了享受 doTERRA 美商多特瑞产品（批发顾客）。其他会员（健康倡导者）则为了 doTERRA 美商多特瑞提供的业务机会而参与。</w:t>
-      </w:r>
-    </w:p>
-    <w:p>
-      <w:r>
-        <w:rPr/>
-        <w:t xml:space="preserve">作为健康倡导者，在讨论分销 doTERRA 美商多特瑞产品的潜在财务利益时，了解 doTERRA 美商多特瑞政策非常重要。这些政策确保没有人被误导或欺骗。任何时候您分享有关 doTERRA 美商多特瑞业务机会的财务利益信息时，都被视为“收入和机会声明”。</w:t>
+        <w:t xml:space="preserve">收入与机会指南</w:t>
+      </w:r>
+    </w:p>
+    <w:p>
+      <w:r>
+        <w:rPr/>
+        <w:t xml:space="preserve">自多特瑞成立以来，我们一直致力于为家庭提供纯净、天然的家居解决方案。许多会员加入多特瑞只是为了享受多特瑞</w:t>
+      </w:r>
+      <w:r>
+        <w:rPr>
+          <w:vertAlign w:val="superscript"/>
+        </w:rPr>
+        <w:t xml:space="preserve"> </w:t>
+      </w:r>
+      <w:r>
+        <w:rPr/>
+        <w:t xml:space="preserve">产品（批发顾客）。其他会员（健康倡导者）则参与多特瑞提供的业务机会。</w:t>
+      </w:r>
+    </w:p>
+    <w:p>
+      <w:r>
+        <w:rPr/>
+        <w:t xml:space="preserve">在讨论作为健康倡导者分销多特瑞产品的潜在财务利益时，了解多特瑞政策非常重要。这些政策确保没有人被误导或欺骗。任何时候您分享有关多特瑞业务机会财务利益的信息，都被视为“收入和机会声明”。</w:t>
       </w:r>
     </w:p>
     <w:p>
@@ -250,7 +253,7 @@
       </w:pPr>
       <w:r>
         <w:rPr/>
-        <w:t xml:space="preserve">收入声明中应包含免责声明。免责声明的一个例子是：“所显示的数字是 2020 年的年平均值。个人收入，包括首次晋升的收入，可能会显著减少。请参阅 2020 年度业务建设者报告以及机会和收入披露，网址为 </w:t>
+        <w:t xml:space="preserve">收入声明中应包含免责声明。免责声明的一个例子是：“所显示数字为 2020 年年度平均值。个人收入，包括首次晋级的收入，可能显著低于此值。请参阅 </w:t>
       </w:r>
       <w:hyperlink r:id="rId5">
         <w:r>
@@ -262,7 +265,7 @@
       </w:hyperlink>
       <w:r>
         <w:rPr/>
-        <w:t xml:space="preserve">”</w:t>
+        <w:t xml:space="preserve"> 的 2020 年年度业务建设者报告和机会与收入披露。”</w:t>
       </w:r>
     </w:p>
     <w:p/>
